--- a/ELISEEV_CV_RUS.docx
+++ b/ELISEEV_CV_RUS.docx
@@ -664,7 +664,7 @@
             </w:r>
             <w:r>
               <w:rPr>
-                <w:rFonts w:ascii="Segoe UI Symbol" w:hAnsi="Segoe UI Symbol" w:cs="Segoe UI Symbol"/>
+                <w:rFonts w:ascii="Arial" w:hAnsi="Arial" w:cs="Arial"/>
                 <w:sz w:val="20"/>
                 <w:szCs w:val="20"/>
               </w:rPr>
@@ -677,151 +677,8 @@
                   <w:rFonts w:ascii="Arial" w:hAnsi="Arial" w:cs="Arial"/>
                   <w:sz w:val="20"/>
                   <w:szCs w:val="20"/>
-                  <w:lang w:val="en-US"/>
                 </w:rPr>
-                <w:t>https</w:t>
-              </w:r>
-              <w:r>
-                <w:rPr>
-                  <w:rStyle w:val="a4"/>
-                  <w:rFonts w:ascii="Arial" w:hAnsi="Arial" w:cs="Arial"/>
-                  <w:sz w:val="20"/>
-                  <w:szCs w:val="20"/>
-                </w:rPr>
-                <w:t>://</w:t>
-              </w:r>
-              <w:r>
-                <w:rPr>
-                  <w:rStyle w:val="a4"/>
-                  <w:rFonts w:ascii="Arial" w:hAnsi="Arial" w:cs="Arial"/>
-                  <w:sz w:val="20"/>
-                  <w:szCs w:val="20"/>
-                  <w:lang w:val="en-US"/>
-                </w:rPr>
-                <w:t>www</w:t>
-              </w:r>
-              <w:r>
-                <w:rPr>
-                  <w:rStyle w:val="a4"/>
-                  <w:rFonts w:ascii="Arial" w:hAnsi="Arial" w:cs="Arial"/>
-                  <w:sz w:val="20"/>
-                  <w:szCs w:val="20"/>
-                </w:rPr>
-                <w:t>.</w:t>
-              </w:r>
-              <w:r>
-                <w:rPr>
-                  <w:rStyle w:val="a4"/>
-                  <w:rFonts w:ascii="Arial" w:hAnsi="Arial" w:cs="Arial"/>
-                  <w:sz w:val="20"/>
-                  <w:szCs w:val="20"/>
-                  <w:lang w:val="en-US"/>
-                </w:rPr>
-                <w:t>linkedin</w:t>
-              </w:r>
-              <w:r>
-                <w:rPr>
-                  <w:rStyle w:val="a4"/>
-                  <w:rFonts w:ascii="Arial" w:hAnsi="Arial" w:cs="Arial"/>
-                  <w:sz w:val="20"/>
-                  <w:szCs w:val="20"/>
-                </w:rPr>
-                <w:t>.</w:t>
-              </w:r>
-              <w:r>
-                <w:rPr>
-                  <w:rStyle w:val="a4"/>
-                  <w:rFonts w:ascii="Arial" w:hAnsi="Arial" w:cs="Arial"/>
-                  <w:sz w:val="20"/>
-                  <w:szCs w:val="20"/>
-                  <w:lang w:val="en-US"/>
-                </w:rPr>
-                <w:t>com</w:t>
-              </w:r>
-              <w:r>
-                <w:rPr>
-                  <w:rStyle w:val="a4"/>
-                  <w:rFonts w:ascii="Arial" w:hAnsi="Arial" w:cs="Arial"/>
-                  <w:sz w:val="20"/>
-                  <w:szCs w:val="20"/>
-                </w:rPr>
-                <w:t>/</w:t>
-              </w:r>
-              <w:r>
-                <w:rPr>
-                  <w:rStyle w:val="a4"/>
-                  <w:rFonts w:ascii="Arial" w:hAnsi="Arial" w:cs="Arial"/>
-                  <w:sz w:val="20"/>
-                  <w:szCs w:val="20"/>
-                  <w:lang w:val="en-US"/>
-                </w:rPr>
-                <w:t>in</w:t>
-              </w:r>
-              <w:r>
-                <w:rPr>
-                  <w:rStyle w:val="a4"/>
-                  <w:rFonts w:ascii="Arial" w:hAnsi="Arial" w:cs="Arial"/>
-                  <w:sz w:val="20"/>
-                  <w:szCs w:val="20"/>
-                </w:rPr>
-                <w:t>/</w:t>
-              </w:r>
-              <w:r>
-                <w:rPr>
-                  <w:rStyle w:val="a4"/>
-                  <w:rFonts w:ascii="Arial" w:hAnsi="Arial" w:cs="Arial"/>
-                  <w:sz w:val="20"/>
-                  <w:szCs w:val="20"/>
-                  <w:lang w:val="en-US"/>
-                </w:rPr>
-                <w:t>arseny</w:t>
-              </w:r>
-              <w:r>
-                <w:rPr>
-                  <w:rStyle w:val="a4"/>
-                  <w:rFonts w:ascii="Arial" w:hAnsi="Arial" w:cs="Arial"/>
-                  <w:sz w:val="20"/>
-                  <w:szCs w:val="20"/>
-                </w:rPr>
-                <w:t>-</w:t>
-              </w:r>
-              <w:r>
-                <w:rPr>
-                  <w:rStyle w:val="a4"/>
-                  <w:rFonts w:ascii="Arial" w:hAnsi="Arial" w:cs="Arial"/>
-                  <w:sz w:val="20"/>
-                  <w:szCs w:val="20"/>
-                  <w:lang w:val="en-US"/>
-                </w:rPr>
-                <w:t>eliseev</w:t>
-              </w:r>
-              <w:r>
-                <w:rPr>
-                  <w:rStyle w:val="a4"/>
-                  <w:rFonts w:ascii="Arial" w:hAnsi="Arial" w:cs="Arial"/>
-                  <w:sz w:val="20"/>
-                  <w:szCs w:val="20"/>
-                </w:rPr>
-                <w:t>-5842</w:t>
-              </w:r>
-              <w:r>
-                <w:rPr>
-                  <w:rStyle w:val="a4"/>
-                  <w:rFonts w:ascii="Arial" w:hAnsi="Arial" w:cs="Arial"/>
-                  <w:sz w:val="20"/>
-                  <w:szCs w:val="20"/>
-                  <w:lang w:val="en-US"/>
-                </w:rPr>
-                <w:t>b</w:t>
-              </w:r>
-              <w:r>
-                <w:rPr>
-                  <w:rStyle w:val="a4"/>
-                  <w:rFonts w:ascii="Arial" w:hAnsi="Arial" w:cs="Arial"/>
-                  <w:sz w:val="20"/>
-                  <w:szCs w:val="20"/>
-                </w:rPr>
-                <w:t>6260</w:t>
+                <w:t>https://www.linkedin.com/in/arseny-eliseev</w:t>
               </w:r>
             </w:hyperlink>
             <w:r>
@@ -6110,6 +5967,16 @@
       <w:contextualSpacing/>
     </w:pPr>
   </w:style>
+  <w:style w:type="character" w:customStyle="1" w:styleId="vanity-namedomain">
+    <w:name w:val="vanity-name__domain"/>
+    <w:basedOn w:val="a0"/>
+    <w:rsid w:val="00B3115D"/>
+  </w:style>
+  <w:style w:type="character" w:customStyle="1" w:styleId="break-words">
+    <w:name w:val="break-words"/>
+    <w:basedOn w:val="a0"/>
+    <w:rsid w:val="00B3115D"/>
+  </w:style>
 </w:styles>
 </file>
 

--- a/ELISEEV_CV_RUS.docx
+++ b/ELISEEV_CV_RUS.docx
@@ -5168,27 +5168,35 @@
               </w:rPr>
               <w:t xml:space="preserve">Публикация: </w:t>
             </w:r>
-            <w:hyperlink r:id="rId15">
+            <w:hyperlink r:id="rId15" w:history="1">
               <w:r>
                 <w:rPr>
+                  <w:rStyle w:val="a4"/>
                   <w:rFonts w:ascii="Arial" w:eastAsia="Arial" w:hAnsi="Arial" w:cs="Arial"/>
-                  <w:color w:val="0563C1"/>
                   <w:sz w:val="18"/>
                   <w:szCs w:val="18"/>
-                  <w:u w:val="single"/>
                 </w:rPr>
-                <w:t>https://github.com/yelis-alt/research/tree/main/demand_planning_system</w:t>
+                <w:t>https://www.hse.ru/edu/vkr/472929960</w:t>
               </w:r>
             </w:hyperlink>
             <w:r>
               <w:rPr>
                 <w:rFonts w:ascii="Arial" w:eastAsia="Arial" w:hAnsi="Arial" w:cs="Arial"/>
+                <w:color w:val="A6A6A6" w:themeColor="background1" w:themeShade="A6"/>
+                <w:sz w:val="18"/>
+                <w:szCs w:val="18"/>
+              </w:rPr>
+              <w:t xml:space="preserve"> </w:t>
+            </w:r>
+            <w:r>
+              <w:rPr>
+                <w:rFonts w:ascii="Arial" w:eastAsia="Arial" w:hAnsi="Arial" w:cs="Arial"/>
                 <w:color w:val="0563C1"/>
                 <w:sz w:val="18"/>
                 <w:szCs w:val="18"/>
                 <w:u w:val="single"/>
               </w:rPr>
-              <w:t xml:space="preserve">         </w:t>
+              <w:t xml:space="preserve">       </w:t>
             </w:r>
           </w:p>
         </w:tc>
